--- a/flow/20230927_hours/drafts/2024-05-g/22.05.docx
+++ b/flow/20230927_hours/drafts/2024-05-g/22.05.docx
@@ -1976,42 +1976,7 @@
           <w:rFonts w:ascii="Times New Roman" w:hAnsi="Times New Roman"/>
           <w:sz w:val="24"/>
         </w:rPr>
-        <w:t xml:space="preserve">У стражданнях </w:t>
-      </w:r>
-      <w:r>
-        <w:rPr>
-          <w:rFonts w:ascii="Times New Roman" w:hAnsi="Times New Roman"/>
-          <w:sz w:val="24"/>
-        </w:rPr>
-        <w:t xml:space="preserve">сильним і мужнім явився єси і у чудах предивним, явно ім’я Христа свідчачи мучителя посоромив ти, тому й почитаєм тебе, Василіску, завжди </w:t>
-      </w:r>
-      <w:r>
-        <w:rPr>
-          <w:rFonts w:ascii="Times New Roman" w:hAnsi="Times New Roman"/>
-          <w:sz w:val="24"/>
-        </w:rPr>
-        <w:t>зовучи</w:t>
-      </w:r>
-      <w:r>
-        <w:rPr>
-          <w:rFonts w:ascii="Times New Roman" w:hAnsi="Times New Roman"/>
-          <w:sz w:val="24"/>
-        </w:rPr>
-        <w:t xml:space="preserve">, </w:t>
-      </w:r>
-      <w:r>
-        <w:rPr>
-          <w:rFonts w:ascii="Times New Roman" w:hAnsi="Times New Roman"/>
-          <w:sz w:val="24"/>
-        </w:rPr>
-        <w:t>всечесний</w:t>
-      </w:r>
-      <w:r>
-        <w:rPr>
-          <w:rFonts w:ascii="Times New Roman" w:hAnsi="Times New Roman"/>
-          <w:sz w:val="24"/>
-        </w:rPr>
-        <w:t>: радуйся мучеників світла доброто.</w:t>
+        <w:t>У стражданнях сильним і мужнім явився єси і у чудах предивним, явно ім’я Христа свідчачи мучителя посоромив ти, тому й почитаєм тебе, Василіску, завжди зовучи, всечесний: радуйся мучеників світла доброто.</w:t>
       </w:r>
     </w:p>
     <w:p>
@@ -7648,42 +7613,7 @@
           <w:rFonts w:ascii="Times New Roman" w:hAnsi="Times New Roman"/>
           <w:sz w:val="24"/>
         </w:rPr>
-        <w:t xml:space="preserve">У стражданнях </w:t>
-      </w:r>
-      <w:r>
-        <w:rPr>
-          <w:rFonts w:ascii="Times New Roman" w:hAnsi="Times New Roman"/>
-          <w:sz w:val="24"/>
-        </w:rPr>
-        <w:t xml:space="preserve">сильним і мужнім явився єси і у чудах предивним, явно ім’я Христа свідчачи мучителя посоромив ти, тому й почитаєм тебе, Василіску, завжди </w:t>
-      </w:r>
-      <w:r>
-        <w:rPr>
-          <w:rFonts w:ascii="Times New Roman" w:hAnsi="Times New Roman"/>
-          <w:sz w:val="24"/>
-        </w:rPr>
-        <w:t>зовучи</w:t>
-      </w:r>
-      <w:r>
-        <w:rPr>
-          <w:rFonts w:ascii="Times New Roman" w:hAnsi="Times New Roman"/>
-          <w:sz w:val="24"/>
-        </w:rPr>
-        <w:t xml:space="preserve">, </w:t>
-      </w:r>
-      <w:r>
-        <w:rPr>
-          <w:rFonts w:ascii="Times New Roman" w:hAnsi="Times New Roman"/>
-          <w:sz w:val="24"/>
-        </w:rPr>
-        <w:t>всечесний</w:t>
-      </w:r>
-      <w:r>
-        <w:rPr>
-          <w:rFonts w:ascii="Times New Roman" w:hAnsi="Times New Roman"/>
-          <w:sz w:val="24"/>
-        </w:rPr>
-        <w:t>: радуйся мучеників світла доброто.</w:t>
+        <w:t>У стражданнях сильним і мужнім явився єси і у чудах предивним, явно ім’я Христа свідчачи мучителя посоромив ти, тому й почитаєм тебе, Василіску, завжди зовучи, всечесний: радуйся мучеників світла доброто.</w:t>
       </w:r>
     </w:p>
     <w:p>

--- a/flow/20230927_hours/drafts/2024-05-g/22.05.docx
+++ b/flow/20230927_hours/drafts/2024-05-g/22.05.docx
@@ -1508,17 +1508,34 @@
         <w:rPr>
           <w:rFonts w:ascii="Times New Roman" w:hAnsi="Times New Roman"/>
           <w:i/>
-          <w:color w:val="FF0000"/>
-          <w:sz w:val="24"/>
-        </w:rPr>
-        <w:t>Тропар (г. 4):</w:t>
-      </w:r>
-      <w:r>
-        <w:rPr>
-          <w:rFonts w:ascii="Times New Roman" w:hAnsi="Times New Roman"/>
-          <w:sz w:val="24"/>
-        </w:rPr>
-        <w:t xml:space="preserve"> Мученик Твій, Господи, Василіск,* у стражданнях своїх прийняв вінець нетлінний від Тебе, Бога нашого,* мавши бо кріпость Твою, він мучителів подолав,* сокрушив і демонів зухвальства безсильні.* Його молитвами спаси душі наші.</w:t>
+          <w:color w:val="FF4400"/>
+          <w:sz w:val="24"/>
+        </w:rPr>
+        <w:t>Тропар (г. 8):</w:t>
+      </w:r>
+      <w:r>
+        <w:rPr>
+          <w:rFonts w:ascii="Times New Roman" w:hAnsi="Times New Roman"/>
+          <w:color w:val="333333"/>
+          <w:sz w:val="24"/>
+        </w:rPr>
+        <w:t xml:space="preserve"> Благословен єси, Христе Боже наш,* що премудрими рибаків явив,* </w:t>
+      </w:r>
+      <w:r>
+        <w:rPr>
+          <w:rFonts w:ascii="Times New Roman" w:hAnsi="Times New Roman"/>
+          <w:color w:val="333333"/>
+          <w:sz w:val="24"/>
+        </w:rPr>
+        <w:t>зіславши</w:t>
+      </w:r>
+      <w:r>
+        <w:rPr>
+          <w:rFonts w:ascii="Times New Roman" w:hAnsi="Times New Roman"/>
+          <w:color w:val="333333"/>
+          <w:sz w:val="24"/>
+        </w:rPr>
+        <w:t xml:space="preserve"> їм Духа Святого,* і ними уловив вселенну.* Чоловіколюбче, слава Тобі.</w:t>
       </w:r>
     </w:p>
     <w:p>
@@ -1966,17 +1983,18 @@
         <w:rPr>
           <w:rFonts w:ascii="Times New Roman" w:hAnsi="Times New Roman"/>
           <w:i/>
-          <w:color w:val="FF0000"/>
-          <w:sz w:val="24"/>
-        </w:rPr>
-        <w:t xml:space="preserve">Кондак (г. 8): </w:t>
-      </w:r>
-      <w:r>
-        <w:rPr>
-          <w:rFonts w:ascii="Times New Roman" w:hAnsi="Times New Roman"/>
-          <w:sz w:val="24"/>
-        </w:rPr>
-        <w:t>У стражданнях сильним і мужнім явився єси і у чудах предивним, явно ім’я Христа свідчачи мучителя посоромив ти, тому й почитаєм тебе, Василіску, завжди зовучи, всечесний: радуйся мучеників світла доброто.</w:t>
+          <w:color w:val="FF4400"/>
+          <w:sz w:val="24"/>
+        </w:rPr>
+        <w:t>Кондак (г. 8):</w:t>
+      </w:r>
+      <w:r>
+        <w:rPr>
+          <w:rFonts w:ascii="Times New Roman" w:hAnsi="Times New Roman"/>
+          <w:color w:val="333333"/>
+          <w:sz w:val="24"/>
+        </w:rPr>
+        <w:t xml:space="preserve"> Коли Ти, зійшовши, язики змішав,* розділив Ти народи, Всевишній.* Коли ж вогненні язики Ти роздавав,* у з’єднання всіх Ти призвав.* I одноголосно славимо Пресвятого Духа.</w:t>
       </w:r>
     </w:p>
     <w:p>
@@ -7101,17 +7119,34 @@
         <w:rPr>
           <w:rFonts w:ascii="Times New Roman" w:hAnsi="Times New Roman"/>
           <w:i/>
-          <w:color w:val="FF0000"/>
-          <w:sz w:val="24"/>
-        </w:rPr>
-        <w:t>Тропар (г. 4):</w:t>
-      </w:r>
-      <w:r>
-        <w:rPr>
-          <w:rFonts w:ascii="Times New Roman" w:hAnsi="Times New Roman"/>
-          <w:sz w:val="24"/>
-        </w:rPr>
-        <w:t xml:space="preserve"> Мученик Твій, Господи, Василіск,* у стражданнях своїх прийняв вінець нетлінний від Тебе, Бога нашого,* мавши бо кріпость Твою, він мучителів подолав,* сокрушив і демонів зухвальства безсильні.* Його молитвами спаси душі наші.</w:t>
+          <w:color w:val="FF4400"/>
+          <w:sz w:val="24"/>
+        </w:rPr>
+        <w:t>Тропар (г. 8):</w:t>
+      </w:r>
+      <w:r>
+        <w:rPr>
+          <w:rFonts w:ascii="Times New Roman" w:hAnsi="Times New Roman"/>
+          <w:color w:val="333333"/>
+          <w:sz w:val="24"/>
+        </w:rPr>
+        <w:t xml:space="preserve"> Благословен єси, Христе Боже наш,* що премудрими рибаків явив,* </w:t>
+      </w:r>
+      <w:r>
+        <w:rPr>
+          <w:rFonts w:ascii="Times New Roman" w:hAnsi="Times New Roman"/>
+          <w:color w:val="333333"/>
+          <w:sz w:val="24"/>
+        </w:rPr>
+        <w:t>зіславши</w:t>
+      </w:r>
+      <w:r>
+        <w:rPr>
+          <w:rFonts w:ascii="Times New Roman" w:hAnsi="Times New Roman"/>
+          <w:color w:val="333333"/>
+          <w:sz w:val="24"/>
+        </w:rPr>
+        <w:t xml:space="preserve"> їм Духа Святого,* і ними уловив вселенну.* Чоловіколюбче, слава Тобі.</w:t>
       </w:r>
     </w:p>
     <w:p>
@@ -7603,17 +7638,18 @@
         <w:rPr>
           <w:rFonts w:ascii="Times New Roman" w:hAnsi="Times New Roman"/>
           <w:i/>
-          <w:color w:val="FF0000"/>
-          <w:sz w:val="24"/>
-        </w:rPr>
-        <w:t xml:space="preserve">Кондак (г. 8): </w:t>
-      </w:r>
-      <w:r>
-        <w:rPr>
-          <w:rFonts w:ascii="Times New Roman" w:hAnsi="Times New Roman"/>
-          <w:sz w:val="24"/>
-        </w:rPr>
-        <w:t>У стражданнях сильним і мужнім явився єси і у чудах предивним, явно ім’я Христа свідчачи мучителя посоромив ти, тому й почитаєм тебе, Василіску, завжди зовучи, всечесний: радуйся мучеників світла доброто.</w:t>
+          <w:color w:val="FF4400"/>
+          <w:sz w:val="24"/>
+        </w:rPr>
+        <w:t>Кондак (г. 8):</w:t>
+      </w:r>
+      <w:r>
+        <w:rPr>
+          <w:rFonts w:ascii="Times New Roman" w:hAnsi="Times New Roman"/>
+          <w:color w:val="333333"/>
+          <w:sz w:val="24"/>
+        </w:rPr>
+        <w:t xml:space="preserve"> Коли Ти, зійшовши, язики змішав,* розділив Ти народи, Всевишній.* Коли ж вогненні язики Ти роздавав,* у з’єднання всіх Ти призвав.* I одноголосно славимо Пресвятого Духа.</w:t>
       </w:r>
     </w:p>
     <w:p>
